--- a/asset บทที่ 1.docx
+++ b/asset บทที่ 1.docx
@@ -32,29 +32,141 @@
       </w:r>
     </w:p>
     <w:p>
-      <w:pPr>
+      <w:r>
+        <w:tab/>
+      </w:r>
+      <w:r>
+        <w:rPr>
+          <w:cs/>
+        </w:rPr>
+        <w:t>คณะแพทยศาสตร์ มหาวิทยาลัยขอนแก่น เป็นหน่วยงานขนาดใหญ่ที่ประกอบไปด้วยภาควิชาและแผนกปฏิบัติการจำนวนมาก ซึ่งแต่ละแผนกมีพัสดุและครุภัณฑ์ทางการแพทย์ อุปกรณ์อิเล็กทรอนิกส์ รวมถึงเครื่องมือสำนักงานที่ต้องใช้งานและอยู่ในความรับผิดชอบเป็นจำนวนมาก การบริหารจัดการสินทรัพย์ (</w:t>
+      </w:r>
+      <w:r>
+        <w:t xml:space="preserve">Asset Management) </w:t>
+      </w:r>
+      <w:r>
+        <w:rPr>
+          <w:cs/>
+        </w:rPr>
+        <w:t>จึงเป็นกระบวนการที่มีความสำคัญอย่างยิ่ง เพื่อให้ทราบถึงสถานะการใช้งาน ตำแหน่งที่ตั้ง และอายุการใช้งานของครุภัณฑ์แต่ละชิ้น</w:t>
+      </w:r>
+    </w:p>
+    <w:p>
+      <w:r>
+        <w:rPr>
+          <w:cs/>
+        </w:rPr>
+        <w:t>อย่างไรก็ตาม ในปัจจุบันกระบวนการตรวจสอบและติดตามพัสดุและครุภัณฑ์ต่างๆ ภายในคณะแพทยศาสตร์ ยังพบปัญหาในด้านการเข้าถึงและจัดการข้อมูล เนื่องจากระบบฐานข้อมูลและสิทธิ์ในการเข้าถึงข้อมูลครุภัณฑ์ส่วนกลางนั้น ถูกจำกัดสิทธิ์ไว้ให้เฉพาะบุคลากรใน "แผนกพัสดุ" เท่านั้น ส่งผลให้เมื่อแผนกอื่นๆ หรือภาควิชาต่างๆ ต้องการตรวจสอบสถานะครุภัณฑ์ของตนเอง ค้นหาประวัติการโอนย้าย หรือต้องการทราบข้อมูลอายุการใช้งานของอุปกรณ์ จะไม่สามารถดำเนินการตรวจสอบข้อมูลได้ด้วยตนเองในทันที จำเป็นต้องประสานงานและร้องขอข้อมูลผ่านทางแผนกพัสดุทุกครั้ง</w:t>
+      </w:r>
+    </w:p>
+    <w:p>
+      <w:r>
+        <w:rPr>
+          <w:cs/>
+        </w:rPr>
+        <w:t>ข้อจำกัดดังกล่าวก่อให้เกิดปัญหาความล่าช้าในการทำงานทั้งสองฝ่าย โดยแผนกผู้ใช้งานครุภัณฑ์ต้องสูญเสียเวลารอคอยข้อมูล ในขณะเดียวกัน แผนกพัสดุก็ต้องรับภาระงานที่เพิ่มขึ้นอย่างต่อเนื่องจากการคอยตอบคำถามและสืบค้นข้อมูลให้กับทุกแผนกในคณะ นอกจากนี้ เมื่อมีการโอนย้ายครุภัณฑ์ระหว่างแผนก การบันทึกและการติดตามสถานะยังทำได้ยาก ทำให้เกิดความคลาดเคลื่อนของข้อมูลสินทรัพย์และยากต่อการตรวจสอบย้อนหลัง</w:t>
+      </w:r>
+    </w:p>
+    <w:p>
+      <w:r>
+        <w:rPr>
+          <w:cs/>
+        </w:rPr>
+        <w:t>จากปัญหาที่กล่าวมาข้างต้น แผนกพัสดุ คณะแพทยศาสตร์ มหาวิทยาลัยขอนแก่น จึงมีความตระหนักถึงความจำเป็นในการนำเทคโนโลยีสารสนเทศเข้ามาช่วยแก้ปัญหา โดยมีความต้องการพัฒนาระบบบริหารจัดการสินทรัพย์ในรูปแบบเว็บแอปพลิเคชัน (</w:t>
+      </w:r>
+      <w:r>
+        <w:t xml:space="preserve">Web-based Application) </w:t>
+      </w:r>
+      <w:r>
+        <w:rPr>
+          <w:cs/>
+        </w:rPr>
+        <w:t>ที่เปิดโอกาสให้บุคลากรในแต่ละแผนกสามารถเข้าสู่ระบบเพื่อตรวจสอบ ค้นหา และติดตามสถานะพัสดุและครุภัณฑ์ในความรับผิดชอบของตนเองได้แบบเรียลไทม์ ตลอดจนรองรับการจัดการข้อมูลจำนวนมาก (</w:t>
+      </w:r>
+      <w:r>
+        <w:t xml:space="preserve">Bulk Update) </w:t>
+      </w:r>
+      <w:r>
+        <w:rPr>
+          <w:cs/>
+        </w:rPr>
+        <w:t>การโอนย้ายสินทรัพย์ระหว่างแผนก และการเก็บประวัติการทำรายการอย่างเป็นระบบ (</w:t>
+      </w:r>
+      <w:r>
+        <w:t xml:space="preserve">Activity Logs) </w:t>
+      </w:r>
+      <w:r>
+        <w:rPr>
+          <w:cs/>
+        </w:rPr>
+        <w:t>ซึ่งระบบดังกล่าวไม่เพียงแต่จะช่วยเพิ่มประสิทธิภาพและความโปร่งใสในการจัดการครุภัณฑ์ แต่ยังช่วยลดขั้นตอนความซ้ำซ้อน และลดภาระการทำงานของเจ้าหน้าที่แผนกพัสดุได้อย่างเป็นรูปธรรม</w:t>
+      </w:r>
+    </w:p>
+    <w:p/>
+    <w:p>
+      <w:pPr>
+        <w:pStyle w:val="Heading2"/>
+      </w:pPr>
+      <w:bookmarkStart w:id="0" w:name="_Toc224142555"/>
+      <w:bookmarkStart w:id="1" w:name="_Toc226014654"/>
+      <w:r>
         <w:rPr>
           <w:rFonts w:hint="cs"/>
           <w:cs/>
         </w:rPr>
-      </w:pPr>
-      <w:r>
-        <w:tab/>
-      </w:r>
-      <w:r>
+        <w:t>วัตถุประสงค์ของโครงงาน</w:t>
+      </w:r>
+      <w:bookmarkEnd w:id="0"/>
+      <w:bookmarkEnd w:id="1"/>
+    </w:p>
+    <w:p>
+      <w:pPr>
+        <w:pStyle w:val="Heading3"/>
+      </w:pPr>
+      <w:r>
+        <w:rPr>
+          <w:cs/>
+        </w:rPr>
+        <w:t>เพื่อพัฒนาระบบบริหารจัดการสินทรัพย์ (</w:t>
+      </w:r>
+      <w:r>
+        <w:t xml:space="preserve">Asset Management) </w:t>
+      </w:r>
+      <w:r>
+        <w:rPr>
+          <w:cs/>
+        </w:rPr>
+        <w:t>ในรูปแบบเว็บแอปพลิเคชัน สำหรับคณะแพทยศาสตร์ มหาวิทยาลัยขอนแก่น</w:t>
+      </w:r>
+    </w:p>
+    <w:p>
+      <w:pPr>
+        <w:pStyle w:val="Heading3"/>
         <w:rPr>
           <w:rFonts w:hint="cs"/>
-          <w:cs/>
-        </w:rPr>
-        <w:t>เนื่องจากทางแผนกสารสนเทศของคณะแพทยศาสตร์มหาวิทยาลัยขอนแก่น ต้องการเว็บไซต์สำหรับเอาไวเพื่อใช้ในการติดตาม</w:t>
+        </w:rPr>
+      </w:pPr>
+      <w:r>
+        <w:rPr>
+          <w:cs/>
+        </w:rPr>
+        <w:t>เพื่อพัฒนาระบบที่ช่วยให้บุคลากรในแต่ละแผนกสามารถเข้าถึง ตรวจสอบ และติดตามสถานะพัสดุและครุภัณฑ์ในความรับผิดชอบของตนเองได้อย่างสะดวกรวดเร็</w:t>
       </w:r>
       <w:r>
         <w:rPr>
           <w:rFonts w:hint="cs"/>
           <w:cs/>
         </w:rPr>
-        <w:t>พัสดุและครุภัณฑ์ต่าง ๆ ในแผนก</w:t>
-      </w:r>
+        <w:t>ว</w:t>
+      </w:r>
+    </w:p>
+    <w:p>
+      <w:pPr>
+        <w:rPr>
+          <w:rFonts w:hint="cs"/>
+          <w:cs/>
+        </w:rPr>
+      </w:pPr>
     </w:p>
     <w:p>
       <w:pPr>
@@ -182,9 +294,6 @@
     <w:p>
       <w:pPr>
         <w:pStyle w:val="Heading3"/>
-        <w:rPr>
-          <w:rFonts w:hint="cs"/>
-        </w:rPr>
       </w:pPr>
       <w:r>
         <w:rPr>
@@ -196,61 +305,128 @@
     </w:p>
     <w:p>
       <w:pPr>
-        <w:pStyle w:val="Heading2"/>
+        <w:pStyle w:val="Heading3"/>
       </w:pPr>
       <w:r>
         <w:rPr>
           <w:rFonts w:hint="cs"/>
           <w:cs/>
         </w:rPr>
-        <w:t>ประโยชน์ที่คาดว่าจะได้รับ</w:t>
+        <w:t>สามารถโอนย้ายครุภัณฑ์ไปยังแผนกอื่นได้</w:t>
       </w:r>
     </w:p>
     <w:p>
       <w:pPr>
         <w:pStyle w:val="Heading3"/>
-      </w:pPr>
-      <w:r>
         <w:rPr>
           <w:rFonts w:hint="cs"/>
-          <w:cs/>
-        </w:rPr>
-        <w:t>ผู้ใช้สามารถค้นหาและตรวจสอบสถานะของครุภัณฑ์</w:t>
+        </w:rPr>
+      </w:pPr>
+      <w:r>
+        <w:rPr>
+          <w:rFonts w:hint="cs"/>
+          <w:cs/>
+        </w:rPr>
+        <w:t>เก็บข้อมูล</w:t>
+      </w:r>
+      <w:r>
+        <w:t xml:space="preserve"> </w:t>
+      </w:r>
+      <w:r>
+        <w:t>Activity Logs</w:t>
+      </w:r>
+      <w:r>
+        <w:t xml:space="preserve"> </w:t>
+      </w:r>
+      <w:r>
+        <w:rPr>
+          <w:rFonts w:hint="cs"/>
+          <w:cs/>
+        </w:rPr>
+        <w:t>เพื่อเช็คประวัติการทำงานได้</w:t>
       </w:r>
     </w:p>
     <w:p>
       <w:pPr>
-        <w:pStyle w:val="Heading3"/>
-      </w:pPr>
-      <w:r>
         <w:rPr>
           <w:rFonts w:hint="cs"/>
-          <w:cs/>
-        </w:rPr>
-        <w:t>ผู้ดูแลระบบสามารถจัดการ</w:t>
-      </w:r>
-      <w:r>
-        <w:rPr>
-          <w:rFonts w:hint="cs"/>
-          <w:cs/>
-        </w:rPr>
-        <w:t>ผู้ใช้ และเพิ่ม</w:t>
-      </w:r>
-      <w:r>
-        <w:rPr>
-          <w:rFonts w:hint="cs"/>
-          <w:cs/>
-        </w:rPr>
-        <w:t>ครุภัณฑ์ได้อย่างสะดวก</w:t>
-      </w:r>
+        </w:rPr>
+      </w:pPr>
     </w:p>
     <w:p>
       <w:pPr>
+        <w:pStyle w:val="Heading2"/>
+      </w:pPr>
+      <w:r>
+        <w:rPr>
+          <w:rFonts w:hint="cs"/>
+          <w:cs/>
+        </w:rPr>
+        <w:t>ประโยชน์ที่คาดว่าจะได้รับ</w:t>
+      </w:r>
+    </w:p>
+    <w:p>
+      <w:pPr>
         <w:pStyle w:val="Heading3"/>
+      </w:pPr>
+      <w:r>
         <w:rPr>
           <w:rFonts w:hint="cs"/>
-        </w:rPr>
-      </w:pPr>
+          <w:cs/>
+        </w:rPr>
+        <w:t>ผู้ใช้สามารถค้นหาและตรวจสอบสถานะของครุภัณฑ์</w:t>
+      </w:r>
+    </w:p>
+    <w:p>
+      <w:pPr>
+        <w:pStyle w:val="Heading3"/>
+      </w:pPr>
+      <w:r>
+        <w:rPr>
+          <w:rFonts w:hint="cs"/>
+          <w:cs/>
+        </w:rPr>
+        <w:t>ผู้ดูแลระบบสามารถจัดการ</w:t>
+      </w:r>
+      <w:r>
+        <w:rPr>
+          <w:rFonts w:hint="cs"/>
+          <w:cs/>
+        </w:rPr>
+        <w:t>ผู้ใช้ และเพิ่ม</w:t>
+      </w:r>
+      <w:r>
+        <w:rPr>
+          <w:rFonts w:hint="cs"/>
+          <w:cs/>
+        </w:rPr>
+        <w:t>ครุภัณฑ์ได้อย่างสะดวก</w:t>
+      </w:r>
+    </w:p>
+    <w:p>
+      <w:pPr>
+        <w:pStyle w:val="Heading3"/>
+      </w:pPr>
+      <w:r>
+        <w:rPr>
+          <w:cs/>
+        </w:rPr>
+        <w:t>ลดภาระงานและเพิ่มความคล่องตัวในการทำงาน</w:t>
+      </w:r>
+    </w:p>
+    <w:p>
+      <w:pPr>
+        <w:pStyle w:val="Heading3"/>
+        <w:rPr>
+          <w:rFonts w:hint="cs"/>
+        </w:rPr>
+      </w:pPr>
+      <w:r>
+        <w:rPr>
+          <w:cs/>
+        </w:rPr>
+        <w:t>เพิ่มความโปร่งใสและสามารถตรวจสอบย้อนหลังได้</w:t>
+      </w:r>
     </w:p>
     <w:p>
       <w:pPr>
@@ -296,6 +472,16 @@
       <w:r>
         <w:t>NodeJS</w:t>
       </w:r>
+    </w:p>
+    <w:p>
+      <w:pPr>
+        <w:pStyle w:val="Heading3"/>
+      </w:pPr>
+      <w:proofErr w:type="spellStart"/>
+      <w:r>
+        <w:t>Github</w:t>
+      </w:r>
+      <w:proofErr w:type="spellEnd"/>
     </w:p>
     <w:sectPr>
       <w:headerReference w:type="default" r:id="rId11"/>
@@ -848,6 +1034,95 @@
     </w:lvl>
   </w:abstractNum>
   <w:abstractNum w:abstractNumId="3" w15:restartNumberingAfterBreak="0">
+    <w:nsid w:val="5E5B1827"/>
+    <w:multiLevelType w:val="hybridMultilevel"/>
+    <w:tmpl w:val="B1C6AF3E"/>
+    <w:lvl w:ilvl="0" w:tplc="04090011">
+      <w:start w:val="1"/>
+      <w:numFmt w:val="decimal"/>
+      <w:lvlText w:val="%1)"/>
+      <w:lvlJc w:val="left"/>
+      <w:pPr>
+        <w:ind w:left="720" w:hanging="360"/>
+      </w:pPr>
+      <w:rPr>
+        <w:rFonts w:hint="default"/>
+      </w:rPr>
+    </w:lvl>
+    <w:lvl w:ilvl="1" w:tplc="04090019" w:tentative="1">
+      <w:start w:val="1"/>
+      <w:numFmt w:val="lowerLetter"/>
+      <w:lvlText w:val="%2."/>
+      <w:lvlJc w:val="left"/>
+      <w:pPr>
+        <w:ind w:left="1440" w:hanging="360"/>
+      </w:pPr>
+    </w:lvl>
+    <w:lvl w:ilvl="2" w:tplc="0409001B" w:tentative="1">
+      <w:start w:val="1"/>
+      <w:numFmt w:val="lowerRoman"/>
+      <w:lvlText w:val="%3."/>
+      <w:lvlJc w:val="right"/>
+      <w:pPr>
+        <w:ind w:left="2160" w:hanging="180"/>
+      </w:pPr>
+    </w:lvl>
+    <w:lvl w:ilvl="3" w:tplc="0409000F" w:tentative="1">
+      <w:start w:val="1"/>
+      <w:numFmt w:val="decimal"/>
+      <w:lvlText w:val="%4."/>
+      <w:lvlJc w:val="left"/>
+      <w:pPr>
+        <w:ind w:left="2880" w:hanging="360"/>
+      </w:pPr>
+    </w:lvl>
+    <w:lvl w:ilvl="4" w:tplc="04090019" w:tentative="1">
+      <w:start w:val="1"/>
+      <w:numFmt w:val="lowerLetter"/>
+      <w:lvlText w:val="%5."/>
+      <w:lvlJc w:val="left"/>
+      <w:pPr>
+        <w:ind w:left="3600" w:hanging="360"/>
+      </w:pPr>
+    </w:lvl>
+    <w:lvl w:ilvl="5" w:tplc="0409001B" w:tentative="1">
+      <w:start w:val="1"/>
+      <w:numFmt w:val="lowerRoman"/>
+      <w:lvlText w:val="%6."/>
+      <w:lvlJc w:val="right"/>
+      <w:pPr>
+        <w:ind w:left="4320" w:hanging="180"/>
+      </w:pPr>
+    </w:lvl>
+    <w:lvl w:ilvl="6" w:tplc="0409000F" w:tentative="1">
+      <w:start w:val="1"/>
+      <w:numFmt w:val="decimal"/>
+      <w:lvlText w:val="%7."/>
+      <w:lvlJc w:val="left"/>
+      <w:pPr>
+        <w:ind w:left="5040" w:hanging="360"/>
+      </w:pPr>
+    </w:lvl>
+    <w:lvl w:ilvl="7" w:tplc="04090019" w:tentative="1">
+      <w:start w:val="1"/>
+      <w:numFmt w:val="lowerLetter"/>
+      <w:lvlText w:val="%8."/>
+      <w:lvlJc w:val="left"/>
+      <w:pPr>
+        <w:ind w:left="5760" w:hanging="360"/>
+      </w:pPr>
+    </w:lvl>
+    <w:lvl w:ilvl="8" w:tplc="0409001B" w:tentative="1">
+      <w:start w:val="1"/>
+      <w:numFmt w:val="lowerRoman"/>
+      <w:lvlText w:val="%9."/>
+      <w:lvlJc w:val="right"/>
+      <w:pPr>
+        <w:ind w:left="6480" w:hanging="180"/>
+      </w:pPr>
+    </w:lvl>
+  </w:abstractNum>
+  <w:abstractNum w:abstractNumId="4" w15:restartNumberingAfterBreak="0">
     <w:nsid w:val="75BA2121"/>
     <w:multiLevelType w:val="multilevel"/>
     <w:tmpl w:val="4B2AFD90"/>
@@ -1007,7 +1282,7 @@
       </w:rPr>
     </w:lvl>
   </w:abstractNum>
-  <w:abstractNum w:abstractNumId="4" w15:restartNumberingAfterBreak="0">
+  <w:abstractNum w:abstractNumId="5" w15:restartNumberingAfterBreak="0">
     <w:nsid w:val="78302C61"/>
     <w:multiLevelType w:val="multilevel"/>
     <w:tmpl w:val="6B52C16E"/>
@@ -1919,13 +2194,16 @@
     </w:lvlOverride>
   </w:num>
   <w:num w:numId="9" w16cid:durableId="248395597">
-    <w:abstractNumId w:val="4"/>
+    <w:abstractNumId w:val="5"/>
   </w:num>
   <w:num w:numId="10" w16cid:durableId="1782645850">
-    <w:abstractNumId w:val="3"/>
+    <w:abstractNumId w:val="4"/>
   </w:num>
   <w:num w:numId="11" w16cid:durableId="1211380052">
     <w:abstractNumId w:val="1"/>
+  </w:num>
+  <w:num w:numId="12" w16cid:durableId="359209243">
+    <w:abstractNumId w:val="3"/>
   </w:num>
 </w:numbering>
 </file>
@@ -2465,7 +2743,6 @@
   <w:style w:type="character" w:default="1" w:styleId="DefaultParagraphFont">
     <w:name w:val="Default Paragraph Font"/>
     <w:uiPriority w:val="1"/>
-    <w:semiHidden/>
     <w:unhideWhenUsed/>
   </w:style>
   <w:style w:type="table" w:default="1" w:styleId="TableNormal">
@@ -2784,6 +3061,19 @@
       <w:u w:val="single"/>
     </w:rPr>
   </w:style>
+  <w:style w:type="paragraph" w:styleId="NormalWeb">
+    <w:name w:val="Normal (Web)"/>
+    <w:basedOn w:val="Normal"/>
+    <w:uiPriority w:val="99"/>
+    <w:semiHidden/>
+    <w:unhideWhenUsed/>
+    <w:rsid w:val="00645AB6"/>
+    <w:rPr>
+      <w:rFonts w:ascii="Times New Roman" w:hAnsi="Times New Roman" w:cs="Angsana New"/>
+      <w:sz w:val="24"/>
+      <w:szCs w:val="30"/>
+    </w:rPr>
+  </w:style>
 </w:styles>
 </file>
 
@@ -3083,17 +3373,6 @@
 </file>
 
 <file path=customXml/item1.xml><?xml version="1.0" encoding="utf-8"?>
-<p:properties xmlns:p="http://schemas.microsoft.com/office/2006/metadata/properties" xmlns:xsi="http://www.w3.org/2001/XMLSchema-instance" xmlns:pc="http://schemas.microsoft.com/office/infopath/2007/PartnerControls">
-  <documentManagement>
-    <lcf76f155ced4ddcb4097134ff3c332f xmlns="413aea6a-afdb-4d88-b833-b2462709287e">
-      <Terms xmlns="http://schemas.microsoft.com/office/infopath/2007/PartnerControls"/>
-    </lcf76f155ced4ddcb4097134ff3c332f>
-    <TaxCatchAll xmlns="eb0c45c8-85b6-4e00-a5af-15633ec3585f" xsi:nil="true"/>
-  </documentManagement>
-</p:properties>
-</file>
-
-<file path=customXml/item2.xml><?xml version="1.0" encoding="utf-8"?>
 <ct:contentTypeSchema xmlns:ct="http://schemas.microsoft.com/office/2006/metadata/contentType" xmlns:ma="http://schemas.microsoft.com/office/2006/metadata/properties/metaAttributes" ct:_="" ma:_="" ma:contentTypeName="เอกสาร" ma:contentTypeID="0x010100DAC155C35F05244586AE9DD67D12075F" ma:contentTypeVersion="13" ma:contentTypeDescription="สร้างเอกสารใหม่" ma:contentTypeScope="" ma:versionID="54e11294f0c405c161b352230a48684d">
   <xsd:schema xmlns:xsd="http://www.w3.org/2001/XMLSchema" xmlns:xs="http://www.w3.org/2001/XMLSchema" xmlns:p="http://schemas.microsoft.com/office/2006/metadata/properties" xmlns:ns2="413aea6a-afdb-4d88-b833-b2462709287e" xmlns:ns3="eb0c45c8-85b6-4e00-a5af-15633ec3585f" targetNamespace="http://schemas.microsoft.com/office/2006/metadata/properties" ma:root="true" ma:fieldsID="90a374b9dd6cb4ff088a5ff4708810e2" ns2:_="" ns3:_="">
     <xsd:import namespace="413aea6a-afdb-4d88-b833-b2462709287e"/>
@@ -3316,7 +3595,22 @@
 </ct:contentTypeSchema>
 </file>
 
+<file path=customXml/item2.xml><?xml version="1.0" encoding="utf-8"?>
+<p:properties xmlns:p="http://schemas.microsoft.com/office/2006/metadata/properties" xmlns:xsi="http://www.w3.org/2001/XMLSchema-instance" xmlns:pc="http://schemas.microsoft.com/office/infopath/2007/PartnerControls">
+  <documentManagement>
+    <lcf76f155ced4ddcb4097134ff3c332f xmlns="413aea6a-afdb-4d88-b833-b2462709287e">
+      <Terms xmlns="http://schemas.microsoft.com/office/infopath/2007/PartnerControls"/>
+    </lcf76f155ced4ddcb4097134ff3c332f>
+    <TaxCatchAll xmlns="eb0c45c8-85b6-4e00-a5af-15633ec3585f" xsi:nil="true"/>
+  </documentManagement>
+</p:properties>
+</file>
+
 <file path=customXml/item3.xml><?xml version="1.0" encoding="utf-8"?>
+<b:Sources xmlns:b="http://schemas.openxmlformats.org/officeDocument/2006/bibliography" xmlns="http://schemas.openxmlformats.org/officeDocument/2006/bibliography" SelectedStyle="\APASixthEditionOfficeOnline.xsl" StyleName="APA" Version="6"/>
+</file>
+
+<file path=customXml/item4.xml><?xml version="1.0" encoding="utf-8"?>
 <?mso-contentType ?>
 <FormTemplates xmlns="http://schemas.microsoft.com/sharepoint/v3/contenttype/forms">
   <Display>DocumentLibraryForm</Display>
@@ -3325,22 +3619,7 @@
 </FormTemplates>
 </file>
 
-<file path=customXml/item4.xml><?xml version="1.0" encoding="utf-8"?>
-<b:Sources xmlns:b="http://schemas.openxmlformats.org/officeDocument/2006/bibliography" xmlns="http://schemas.openxmlformats.org/officeDocument/2006/bibliography" SelectedStyle="\APASixthEditionOfficeOnline.xsl" StyleName="APA" Version="6"/>
-</file>
-
 <file path=customXml/itemProps1.xml><?xml version="1.0" encoding="utf-8"?>
-<ds:datastoreItem xmlns:ds="http://schemas.openxmlformats.org/officeDocument/2006/customXml" ds:itemID="{E5344071-A691-4AB8-AD87-2E248E9D13D6}">
-  <ds:schemaRefs>
-    <ds:schemaRef ds:uri="http://schemas.microsoft.com/office/2006/metadata/properties"/>
-    <ds:schemaRef ds:uri="http://schemas.microsoft.com/office/infopath/2007/PartnerControls"/>
-    <ds:schemaRef ds:uri="413aea6a-afdb-4d88-b833-b2462709287e"/>
-    <ds:schemaRef ds:uri="eb0c45c8-85b6-4e00-a5af-15633ec3585f"/>
-  </ds:schemaRefs>
-</ds:datastoreItem>
-</file>
-
-<file path=customXml/itemProps2.xml><?xml version="1.0" encoding="utf-8"?>
 <ds:datastoreItem xmlns:ds="http://schemas.openxmlformats.org/officeDocument/2006/customXml" ds:itemID="{A148A640-0B89-46D6-BD6D-3EAA6B40DE7C}">
   <ds:schemaRefs>
     <ds:schemaRef ds:uri="http://schemas.microsoft.com/office/2006/metadata/contentType"/>
@@ -3359,18 +3638,29 @@
 </ds:datastoreItem>
 </file>
 
+<file path=customXml/itemProps2.xml><?xml version="1.0" encoding="utf-8"?>
+<ds:datastoreItem xmlns:ds="http://schemas.openxmlformats.org/officeDocument/2006/customXml" ds:itemID="{E5344071-A691-4AB8-AD87-2E248E9D13D6}">
+  <ds:schemaRefs>
+    <ds:schemaRef ds:uri="http://schemas.microsoft.com/office/2006/metadata/properties"/>
+    <ds:schemaRef ds:uri="http://schemas.microsoft.com/office/infopath/2007/PartnerControls"/>
+    <ds:schemaRef ds:uri="413aea6a-afdb-4d88-b833-b2462709287e"/>
+    <ds:schemaRef ds:uri="eb0c45c8-85b6-4e00-a5af-15633ec3585f"/>
+  </ds:schemaRefs>
+</ds:datastoreItem>
+</file>
+
 <file path=customXml/itemProps3.xml><?xml version="1.0" encoding="utf-8"?>
+<ds:datastoreItem xmlns:ds="http://schemas.openxmlformats.org/officeDocument/2006/customXml" ds:itemID="{9002FAC4-C49F-4217-BB40-7D243D2227E7}">
+  <ds:schemaRefs>
+    <ds:schemaRef ds:uri="http://schemas.openxmlformats.org/officeDocument/2006/bibliography"/>
+  </ds:schemaRefs>
+</ds:datastoreItem>
+</file>
+
+<file path=customXml/itemProps4.xml><?xml version="1.0" encoding="utf-8"?>
 <ds:datastoreItem xmlns:ds="http://schemas.openxmlformats.org/officeDocument/2006/customXml" ds:itemID="{93A40336-4B0D-44D1-900C-9B236DA8364C}">
   <ds:schemaRefs>
     <ds:schemaRef ds:uri="http://schemas.microsoft.com/sharepoint/v3/contenttype/forms"/>
   </ds:schemaRefs>
 </ds:datastoreItem>
-</file>
-
-<file path=customXml/itemProps4.xml><?xml version="1.0" encoding="utf-8"?>
-<ds:datastoreItem xmlns:ds="http://schemas.openxmlformats.org/officeDocument/2006/customXml" ds:itemID="{9002FAC4-C49F-4217-BB40-7D243D2227E7}">
-  <ds:schemaRefs>
-    <ds:schemaRef ds:uri="http://schemas.openxmlformats.org/officeDocument/2006/bibliography"/>
-  </ds:schemaRefs>
-</ds:datastoreItem>
 </file>
--- a/asset บทที่ 1.docx
+++ b/asset บทที่ 1.docx
@@ -26,6 +26,352 @@
       </w:pPr>
       <w:r>
         <w:rPr>
+          <w:rFonts w:hint="cs"/>
+          <w:cs/>
+        </w:rPr>
+        <w:t>สถานประกอบการ</w:t>
+      </w:r>
+    </w:p>
+    <w:p>
+      <w:pPr>
+        <w:pStyle w:val="Heading3"/>
+      </w:pPr>
+      <w:r>
+        <w:rPr>
+          <w:cs/>
+        </w:rPr>
+        <w:t>ชื่อและที่ตั้งสถานประกอบการ</w:t>
+      </w:r>
+    </w:p>
+    <w:p>
+      <w:r>
+        <w:tab/>
+      </w:r>
+      <w:r>
+        <w:tab/>
+      </w:r>
+      <w:r>
+        <w:rPr>
+          <w:rFonts w:hint="cs"/>
+          <w:cs/>
+        </w:rPr>
+        <w:t xml:space="preserve">บริษัท </w:t>
+      </w:r>
+      <w:r>
+        <w:rPr>
+          <w:cs/>
+        </w:rPr>
+        <w:tab/>
+      </w:r>
+      <w:r>
+        <w:t xml:space="preserve">: </w:t>
+      </w:r>
+      <w:r>
+        <w:rPr>
+          <w:cs/>
+        </w:rPr>
+        <w:t>คณะแพทยศาสตร์ โรงพยาบาลศรีนครินทร์</w:t>
+      </w:r>
+      <w:r>
+        <w:t xml:space="preserve"> </w:t>
+      </w:r>
+      <w:r>
+        <w:rPr>
+          <w:rFonts w:hint="cs"/>
+          <w:cs/>
+        </w:rPr>
+        <w:t>แผนกงานสารสนเทศ</w:t>
+      </w:r>
+    </w:p>
+    <w:p>
+      <w:r>
+        <w:rPr>
+          <w:cs/>
+        </w:rPr>
+        <w:tab/>
+      </w:r>
+      <w:r>
+        <w:rPr>
+          <w:cs/>
+        </w:rPr>
+        <w:tab/>
+      </w:r>
+      <w:r>
+        <w:rPr>
+          <w:cs/>
+        </w:rPr>
+        <w:tab/>
+      </w:r>
+      <w:r>
+        <w:t>:</w:t>
+      </w:r>
+      <w:r>
+        <w:t xml:space="preserve"> </w:t>
+      </w:r>
+      <w:r>
+        <w:t>Information</w:t>
+      </w:r>
+      <w:r>
+        <w:t xml:space="preserve"> </w:t>
+      </w:r>
+      <w:r>
+        <w:t>Technology</w:t>
+      </w:r>
+      <w:r>
+        <w:t xml:space="preserve"> Department of </w:t>
+      </w:r>
+      <w:r>
+        <w:t>Faculty</w:t>
+      </w:r>
+      <w:r>
+        <w:t xml:space="preserve"> </w:t>
+      </w:r>
+    </w:p>
+    <w:p>
+      <w:r>
+        <w:t>of Medicine,</w:t>
+      </w:r>
+      <w:r>
+        <w:t xml:space="preserve"> </w:t>
+      </w:r>
+      <w:r>
+        <w:t>Khon Kaen University</w:t>
+      </w:r>
+    </w:p>
+    <w:p>
+      <w:r>
+        <w:tab/>
+      </w:r>
+      <w:r>
+        <w:tab/>
+      </w:r>
+      <w:r>
+        <w:rPr>
+          <w:rFonts w:hint="cs"/>
+          <w:cs/>
+        </w:rPr>
+        <w:t>ที่ตั้ง</w:t>
+      </w:r>
+      <w:r>
+        <w:rPr>
+          <w:cs/>
+        </w:rPr>
+        <w:tab/>
+      </w:r>
+      <w:r>
+        <w:t xml:space="preserve">: </w:t>
+      </w:r>
+      <w:r>
+        <w:t xml:space="preserve">123 </w:t>
+      </w:r>
+      <w:r>
+        <w:rPr>
+          <w:cs/>
+        </w:rPr>
+        <w:t>หมู่</w:t>
+      </w:r>
+      <w:r>
+        <w:t xml:space="preserve">16 </w:t>
+      </w:r>
+      <w:r>
+        <w:rPr>
+          <w:cs/>
+        </w:rPr>
+        <w:t xml:space="preserve">ถ.มิตรภาพ ต.ในเมือง อ.เมือง จ.ขอนแก่น </w:t>
+      </w:r>
+      <w:r>
+        <w:t>40002</w:t>
+      </w:r>
+    </w:p>
+    <w:p>
+      <w:r>
+        <w:tab/>
+      </w:r>
+      <w:r>
+        <w:tab/>
+      </w:r>
+      <w:r>
+        <w:tab/>
+        <w:t>:</w:t>
+      </w:r>
+      <w:r>
+        <w:t xml:space="preserve"> </w:t>
+      </w:r>
+      <w:r>
+        <w:t>Khon Kaen University</w:t>
+      </w:r>
+      <w:r>
+        <w:t xml:space="preserve"> </w:t>
+      </w:r>
+      <w:r>
+        <w:t xml:space="preserve">123 Village No. 16 Mittraphap Rd., </w:t>
+      </w:r>
+    </w:p>
+    <w:p>
+      <w:r>
+        <w:t>Nai-Muang, Muang District, Khon Kaen, Thailand 40002</w:t>
+      </w:r>
+    </w:p>
+    <w:p/>
+    <w:p>
+      <w:pPr>
+        <w:keepNext/>
+        <w:jc w:val="center"/>
+      </w:pPr>
+      <w:r>
+        <w:drawing>
+          <wp:inline distT="0" distB="0" distL="0" distR="0" wp14:anchorId="025C66DC" wp14:editId="219C374C">
+            <wp:extent cx="5274310" cy="3078480"/>
+            <wp:effectExtent l="0" t="0" r="2540" b="7620"/>
+            <wp:docPr id="1768002233" name="Picture 1"/>
+            <wp:cNvGraphicFramePr>
+              <a:graphicFrameLocks xmlns:a="http://schemas.openxmlformats.org/drawingml/2006/main" noChangeAspect="1"/>
+            </wp:cNvGraphicFramePr>
+            <a:graphic xmlns:a="http://schemas.openxmlformats.org/drawingml/2006/main">
+              <a:graphicData uri="http://schemas.openxmlformats.org/drawingml/2006/picture">
+                <pic:pic xmlns:pic="http://schemas.openxmlformats.org/drawingml/2006/picture">
+                  <pic:nvPicPr>
+                    <pic:cNvPr id="1768002233" name=""/>
+                    <pic:cNvPicPr/>
+                  </pic:nvPicPr>
+                  <pic:blipFill>
+                    <a:blip r:embed="rId11"/>
+                    <a:stretch>
+                      <a:fillRect/>
+                    </a:stretch>
+                  </pic:blipFill>
+                  <pic:spPr>
+                    <a:xfrm>
+                      <a:off x="0" y="0"/>
+                      <a:ext cx="5274310" cy="3078480"/>
+                    </a:xfrm>
+                    <a:prstGeom prst="rect">
+                      <a:avLst/>
+                    </a:prstGeom>
+                  </pic:spPr>
+                </pic:pic>
+              </a:graphicData>
+            </a:graphic>
+          </wp:inline>
+        </w:drawing>
+      </w:r>
+    </w:p>
+    <w:p>
+      <w:pPr>
+        <w:keepNext/>
+        <w:jc w:val="center"/>
+      </w:pPr>
+    </w:p>
+    <w:p>
+      <w:pPr>
+        <w:pStyle w:val="Caption"/>
+      </w:pPr>
+      <w:r>
+        <w:rPr>
+          <w:cs/>
+        </w:rPr>
+        <w:t xml:space="preserve">รูปที่ </w:t>
+      </w:r>
+      <w:r>
+        <w:rPr>
+          <w:cs/>
+        </w:rPr>
+        <w:fldChar w:fldCharType="begin"/>
+      </w:r>
+      <w:r>
+        <w:rPr>
+          <w:cs/>
+        </w:rPr>
+        <w:instrText xml:space="preserve"> </w:instrText>
+      </w:r>
+      <w:r>
+        <w:instrText xml:space="preserve">SEQ </w:instrText>
+      </w:r>
+      <w:r>
+        <w:rPr>
+          <w:cs/>
+        </w:rPr>
+        <w:instrText xml:space="preserve">รูปที่ </w:instrText>
+      </w:r>
+      <w:r>
+        <w:instrText>\* ARABIC</w:instrText>
+      </w:r>
+      <w:r>
+        <w:rPr>
+          <w:cs/>
+        </w:rPr>
+        <w:instrText xml:space="preserve"> </w:instrText>
+      </w:r>
+      <w:r>
+        <w:rPr>
+          <w:cs/>
+        </w:rPr>
+        <w:fldChar w:fldCharType="separate"/>
+      </w:r>
+      <w:r>
+        <w:rPr>
+          <w:noProof/>
+          <w:cs/>
+        </w:rPr>
+        <w:t>1</w:t>
+      </w:r>
+      <w:r>
+        <w:rPr>
+          <w:cs/>
+        </w:rPr>
+        <w:fldChar w:fldCharType="end"/>
+      </w:r>
+      <w:r>
+        <w:t xml:space="preserve">.1 </w:t>
+      </w:r>
+      <w:r>
+        <w:rPr>
+          <w:cs/>
+        </w:rPr>
+        <w:t>แสดงรูปที่ตั้ง</w:t>
+      </w:r>
+      <w:r>
+        <w:rPr>
+          <w:cs/>
+        </w:rPr>
+        <w:t>คณะแพทยศาสตร์ โรงพยาบาลศรีนครินทร์</w:t>
+      </w:r>
+      <w:r>
+        <w:t xml:space="preserve"> </w:t>
+      </w:r>
+      <w:r>
+        <w:rPr>
+          <w:rFonts w:hint="cs"/>
+          <w:cs/>
+        </w:rPr>
+        <w:t>แผนกงานสารสนเทศ</w:t>
+      </w:r>
+    </w:p>
+    <w:p>
+      <w:pPr>
+        <w:jc w:val="center"/>
+      </w:pPr>
+    </w:p>
+    <w:p>
+      <w:pPr>
+        <w:pStyle w:val="Heading3"/>
+        <w:numPr>
+          <w:ilvl w:val="0"/>
+          <w:numId w:val="0"/>
+        </w:numPr>
+        <w:ind w:firstLine="1021"/>
+        <w:rPr>
+          <w:rFonts w:hint="cs"/>
+          <w:cs/>
+        </w:rPr>
+      </w:pPr>
+    </w:p>
+    <w:p>
+      <w:pPr>
+        <w:pStyle w:val="Heading2"/>
+      </w:pPr>
+      <w:r>
+        <w:rPr>
           <w:cs/>
         </w:rPr>
         <w:t>ความเป็นมาและความสำคัญของปัญหา</w:t>
@@ -56,6 +402,7 @@
         <w:rPr>
           <w:cs/>
         </w:rPr>
+        <w:lastRenderedPageBreak/>
         <w:t>อย่างไรก็ตาม ในปัจจุบันกระบวนการตรวจสอบและติดตามพัสดุและครุภัณฑ์ต่างๆ ภายในคณะแพทยศาสตร์ ยังพบปัญหาในด้านการเข้าถึงและจัดการข้อมูล เนื่องจากระบบฐานข้อมูลและสิทธิ์ในการเข้าถึงข้อมูลครุภัณฑ์ส่วนกลางนั้น ถูกจำกัดสิทธิ์ไว้ให้เฉพาะบุคลากรใน "แผนกพัสดุ" เท่านั้น ส่งผลให้เมื่อแผนกอื่นๆ หรือภาควิชาต่างๆ ต้องการตรวจสอบสถานะครุภัณฑ์ของตนเอง ค้นหาประวัติการโอนย้าย หรือต้องการทราบข้อมูลอายุการใช้งานของอุปกรณ์ จะไม่สามารถดำเนินการตรวจสอบข้อมูลได้ด้วยตนเองในทันที จำเป็นต้องประสานงานและร้องขอข้อมูลผ่านทางแผนกพัสดุทุกครั้ง</w:t>
       </w:r>
     </w:p>
@@ -142,19 +489,16 @@
     <w:p>
       <w:pPr>
         <w:pStyle w:val="Heading3"/>
+      </w:pPr>
+      <w:r>
+        <w:rPr>
+          <w:cs/>
+        </w:rPr>
+        <w:t>เพื่อพัฒนาระบบที่ช่วยให้บุคลากรในแต่ละแผนกสามารถเข้าถึง ตรวจสอบ และติดตามสถานะพัสดุและครุภัณฑ์ในความรับผิดชอบของตนเองได้อย่างสะดวกรวดเร็</w:t>
+      </w:r>
+      <w:r>
         <w:rPr>
           <w:rFonts w:hint="cs"/>
-        </w:rPr>
-      </w:pPr>
-      <w:r>
-        <w:rPr>
-          <w:cs/>
-        </w:rPr>
-        <w:t>เพื่อพัฒนาระบบที่ช่วยให้บุคลากรในแต่ละแผนกสามารถเข้าถึง ตรวจสอบ และติดตามสถานะพัสดุและครุภัณฑ์ในความรับผิดชอบของตนเองได้อย่างสะดวกรวดเร็</w:t>
-      </w:r>
-      <w:r>
-        <w:rPr>
-          <w:rFonts w:hint="cs"/>
           <w:cs/>
         </w:rPr>
         <w:t>ว</w:t>
@@ -163,7 +507,6 @@
     <w:p>
       <w:pPr>
         <w:rPr>
-          <w:rFonts w:hint="cs"/>
           <w:cs/>
         </w:rPr>
       </w:pPr>
@@ -318,40 +661,104 @@
     <w:p>
       <w:pPr>
         <w:pStyle w:val="Heading3"/>
+      </w:pPr>
+      <w:r>
         <w:rPr>
           <w:rFonts w:hint="cs"/>
-        </w:rPr>
-      </w:pPr>
+          <w:cs/>
+        </w:rPr>
+        <w:t>เก็บข้อมูล</w:t>
+      </w:r>
+      <w:r>
+        <w:t xml:space="preserve"> </w:t>
+      </w:r>
+      <w:r>
+        <w:t>Activity Logs</w:t>
+      </w:r>
+      <w:r>
+        <w:t xml:space="preserve"> </w:t>
+      </w:r>
       <w:r>
         <w:rPr>
           <w:rFonts w:hint="cs"/>
           <w:cs/>
         </w:rPr>
-        <w:t>เก็บข้อมูล</w:t>
-      </w:r>
-      <w:r>
-        <w:t xml:space="preserve"> </w:t>
-      </w:r>
-      <w:r>
-        <w:t>Activity Logs</w:t>
-      </w:r>
-      <w:r>
-        <w:t xml:space="preserve"> </w:t>
-      </w:r>
+        <w:t>เพื่อเช็คประวัติการทำงานได้</w:t>
+      </w:r>
+    </w:p>
+    <w:p/>
+    <w:p>
+      <w:pPr>
+        <w:pStyle w:val="Heading2"/>
+      </w:pPr>
       <w:r>
         <w:rPr>
           <w:rFonts w:hint="cs"/>
           <w:cs/>
         </w:rPr>
-        <w:t>เพื่อเช็คประวัติการทำงานได้</w:t>
-      </w:r>
-    </w:p>
-    <w:p>
-      <w:pPr>
+        <w:lastRenderedPageBreak/>
+        <w:t>ประโยชน์ที่คาดว่าจะได้รับ</w:t>
+      </w:r>
+    </w:p>
+    <w:p>
+      <w:pPr>
+        <w:pStyle w:val="Heading3"/>
+      </w:pPr>
+      <w:r>
         <w:rPr>
           <w:rFonts w:hint="cs"/>
-        </w:rPr>
-      </w:pPr>
+          <w:cs/>
+        </w:rPr>
+        <w:t>ผู้ใช้สามารถค้นหาและตรวจสอบสถานะของครุภัณฑ์</w:t>
+      </w:r>
+    </w:p>
+    <w:p>
+      <w:pPr>
+        <w:pStyle w:val="Heading3"/>
+      </w:pPr>
+      <w:r>
+        <w:rPr>
+          <w:rFonts w:hint="cs"/>
+          <w:cs/>
+        </w:rPr>
+        <w:t>ผู้ดูแลระบบสามารถจัดการ</w:t>
+      </w:r>
+      <w:r>
+        <w:rPr>
+          <w:rFonts w:hint="cs"/>
+          <w:cs/>
+        </w:rPr>
+        <w:t>ผู้ใช้ และเพิ่ม</w:t>
+      </w:r>
+      <w:r>
+        <w:rPr>
+          <w:rFonts w:hint="cs"/>
+          <w:cs/>
+        </w:rPr>
+        <w:t>ครุภัณฑ์ได้อย่างสะดวก</w:t>
+      </w:r>
+    </w:p>
+    <w:p>
+      <w:pPr>
+        <w:pStyle w:val="Heading3"/>
+      </w:pPr>
+      <w:r>
+        <w:rPr>
+          <w:cs/>
+        </w:rPr>
+        <w:t>ลดภาระงานและเพิ่มความคล่องตัวในการทำงาน</w:t>
+      </w:r>
+    </w:p>
+    <w:p>
+      <w:pPr>
+        <w:pStyle w:val="Heading3"/>
+      </w:pPr>
+      <w:r>
+        <w:rPr>
+          <w:cs/>
+        </w:rPr>
+        <w:t>เพิ่มความโปร่งใสและสามารถตรวจสอบย้อนหลังได้</w:t>
+      </w:r>
     </w:p>
     <w:p>
       <w:pPr>
@@ -359,10 +766,9 @@
       </w:pPr>
       <w:r>
         <w:rPr>
-          <w:rFonts w:hint="cs"/>
-          <w:cs/>
-        </w:rPr>
-        <w:t>ประโยชน์ที่คาดว่าจะได้รับ</w:t>
+          <w:cs/>
+        </w:rPr>
+        <w:t>เทคโนโลยี/อุปกรณ์ที่ใช้</w:t>
       </w:r>
     </w:p>
     <w:p>
@@ -370,121 +776,47 @@
         <w:pStyle w:val="Heading3"/>
       </w:pPr>
       <w:r>
-        <w:rPr>
-          <w:rFonts w:hint="cs"/>
-          <w:cs/>
-        </w:rPr>
-        <w:t>ผู้ใช้สามารถค้นหาและตรวจสอบสถานะของครุภัณฑ์</w:t>
+        <w:t>Visual Studio Code</w:t>
       </w:r>
     </w:p>
     <w:p>
       <w:pPr>
         <w:pStyle w:val="Heading3"/>
       </w:pPr>
-      <w:r>
-        <w:rPr>
-          <w:rFonts w:hint="cs"/>
-          <w:cs/>
-        </w:rPr>
-        <w:t>ผู้ดูแลระบบสามารถจัดการ</w:t>
-      </w:r>
-      <w:r>
-        <w:rPr>
-          <w:rFonts w:hint="cs"/>
-          <w:cs/>
-        </w:rPr>
-        <w:t>ผู้ใช้ และเพิ่ม</w:t>
-      </w:r>
-      <w:r>
-        <w:rPr>
-          <w:rFonts w:hint="cs"/>
-          <w:cs/>
-        </w:rPr>
-        <w:t>ครุภัณฑ์ได้อย่างสะดวก</w:t>
-      </w:r>
+      <w:proofErr w:type="spellStart"/>
+      <w:r>
+        <w:t>OpenCode</w:t>
+      </w:r>
+      <w:proofErr w:type="spellEnd"/>
     </w:p>
     <w:p>
       <w:pPr>
         <w:pStyle w:val="Heading3"/>
       </w:pPr>
       <w:r>
-        <w:rPr>
-          <w:cs/>
-        </w:rPr>
-        <w:t>ลดภาระงานและเพิ่มความคล่องตัวในการทำงาน</w:t>
+        <w:t>MySQL</w:t>
       </w:r>
     </w:p>
     <w:p>
       <w:pPr>
         <w:pStyle w:val="Heading3"/>
-        <w:rPr>
-          <w:rFonts w:hint="cs"/>
-        </w:rPr>
-      </w:pPr>
-      <w:r>
-        <w:rPr>
-          <w:cs/>
-        </w:rPr>
-        <w:t>เพิ่มความโปร่งใสและสามารถตรวจสอบย้อนหลังได้</w:t>
-      </w:r>
-    </w:p>
-    <w:p>
-      <w:pPr>
-        <w:pStyle w:val="Heading2"/>
-      </w:pPr>
-      <w:r>
-        <w:rPr>
-          <w:cs/>
-        </w:rPr>
-        <w:t>เทคโนโลยี/อุปกรณ์ที่ใช้</w:t>
+      </w:pPr>
+      <w:r>
+        <w:t>NodeJS</w:t>
       </w:r>
     </w:p>
     <w:p>
       <w:pPr>
         <w:pStyle w:val="Heading3"/>
       </w:pPr>
-      <w:r>
-        <w:t>Visual Studio Code</w:t>
-      </w:r>
-    </w:p>
-    <w:p>
-      <w:pPr>
-        <w:pStyle w:val="Heading3"/>
-      </w:pPr>
       <w:proofErr w:type="spellStart"/>
       <w:r>
-        <w:t>OpenCode</w:t>
+        <w:t>Github</w:t>
       </w:r>
       <w:proofErr w:type="spellEnd"/>
     </w:p>
-    <w:p>
-      <w:pPr>
-        <w:pStyle w:val="Heading3"/>
-      </w:pPr>
-      <w:r>
-        <w:t>MySQL</w:t>
-      </w:r>
-    </w:p>
-    <w:p>
-      <w:pPr>
-        <w:pStyle w:val="Heading3"/>
-      </w:pPr>
-      <w:r>
-        <w:t>NodeJS</w:t>
-      </w:r>
-    </w:p>
-    <w:p>
-      <w:pPr>
-        <w:pStyle w:val="Heading3"/>
-      </w:pPr>
-      <w:proofErr w:type="spellStart"/>
-      <w:r>
-        <w:t>Github</w:t>
-      </w:r>
-      <w:proofErr w:type="spellEnd"/>
-    </w:p>
     <w:sectPr>
-      <w:headerReference w:type="default" r:id="rId11"/>
+      <w:headerReference w:type="default" r:id="rId12"/>
       <w:type w:val="continuous"/>
       <w:pgSz w:w="11906" w:h="16838" w:code="9"/>
       <w:pgMar w:top="2160" w:right="1440" w:bottom="1440" w:left="2160" w:header="1440" w:footer="709" w:gutter="0"/>
@@ -3074,6 +3406,18 @@
       <w:szCs w:val="30"/>
     </w:rPr>
   </w:style>
+  <w:style w:type="character" w:styleId="UnresolvedMention">
+    <w:name w:val="Unresolved Mention"/>
+    <w:basedOn w:val="DefaultParagraphFont"/>
+    <w:uiPriority w:val="99"/>
+    <w:semiHidden/>
+    <w:unhideWhenUsed/>
+    <w:rsid w:val="00225719"/>
+    <w:rPr>
+      <w:color w:val="605E5C"/>
+      <w:shd w:val="clear" w:color="auto" w:fill="E1DFDD"/>
+    </w:rPr>
+  </w:style>
 </w:styles>
 </file>
 
@@ -3373,6 +3717,30 @@
 </file>
 
 <file path=customXml/item1.xml><?xml version="1.0" encoding="utf-8"?>
+<?mso-contentType ?>
+<FormTemplates xmlns="http://schemas.microsoft.com/sharepoint/v3/contenttype/forms">
+  <Display>DocumentLibraryForm</Display>
+  <Edit>DocumentLibraryForm</Edit>
+  <New>DocumentLibraryForm</New>
+</FormTemplates>
+</file>
+
+<file path=customXml/item2.xml><?xml version="1.0" encoding="utf-8"?>
+<b:Sources xmlns:b="http://schemas.openxmlformats.org/officeDocument/2006/bibliography" xmlns="http://schemas.openxmlformats.org/officeDocument/2006/bibliography" SelectedStyle="\APASixthEditionOfficeOnline.xsl" StyleName="APA" Version="6"/>
+</file>
+
+<file path=customXml/item3.xml><?xml version="1.0" encoding="utf-8"?>
+<p:properties xmlns:p="http://schemas.microsoft.com/office/2006/metadata/properties" xmlns:xsi="http://www.w3.org/2001/XMLSchema-instance" xmlns:pc="http://schemas.microsoft.com/office/infopath/2007/PartnerControls">
+  <documentManagement>
+    <lcf76f155ced4ddcb4097134ff3c332f xmlns="413aea6a-afdb-4d88-b833-b2462709287e">
+      <Terms xmlns="http://schemas.microsoft.com/office/infopath/2007/PartnerControls"/>
+    </lcf76f155ced4ddcb4097134ff3c332f>
+    <TaxCatchAll xmlns="eb0c45c8-85b6-4e00-a5af-15633ec3585f" xsi:nil="true"/>
+  </documentManagement>
+</p:properties>
+</file>
+
+<file path=customXml/item4.xml><?xml version="1.0" encoding="utf-8"?>
 <ct:contentTypeSchema xmlns:ct="http://schemas.microsoft.com/office/2006/metadata/contentType" xmlns:ma="http://schemas.microsoft.com/office/2006/metadata/properties/metaAttributes" ct:_="" ma:_="" ma:contentTypeName="เอกสาร" ma:contentTypeID="0x010100DAC155C35F05244586AE9DD67D12075F" ma:contentTypeVersion="13" ma:contentTypeDescription="สร้างเอกสารใหม่" ma:contentTypeScope="" ma:versionID="54e11294f0c405c161b352230a48684d">
   <xsd:schema xmlns:xsd="http://www.w3.org/2001/XMLSchema" xmlns:xs="http://www.w3.org/2001/XMLSchema" xmlns:p="http://schemas.microsoft.com/office/2006/metadata/properties" xmlns:ns2="413aea6a-afdb-4d88-b833-b2462709287e" xmlns:ns3="eb0c45c8-85b6-4e00-a5af-15633ec3585f" targetNamespace="http://schemas.microsoft.com/office/2006/metadata/properties" ma:root="true" ma:fieldsID="90a374b9dd6cb4ff088a5ff4708810e2" ns2:_="" ns3:_="">
     <xsd:import namespace="413aea6a-afdb-4d88-b833-b2462709287e"/>
@@ -3595,31 +3963,34 @@
 </ct:contentTypeSchema>
 </file>
 
-<file path=customXml/item2.xml><?xml version="1.0" encoding="utf-8"?>
-<p:properties xmlns:p="http://schemas.microsoft.com/office/2006/metadata/properties" xmlns:xsi="http://www.w3.org/2001/XMLSchema-instance" xmlns:pc="http://schemas.microsoft.com/office/infopath/2007/PartnerControls">
-  <documentManagement>
-    <lcf76f155ced4ddcb4097134ff3c332f xmlns="413aea6a-afdb-4d88-b833-b2462709287e">
-      <Terms xmlns="http://schemas.microsoft.com/office/infopath/2007/PartnerControls"/>
-    </lcf76f155ced4ddcb4097134ff3c332f>
-    <TaxCatchAll xmlns="eb0c45c8-85b6-4e00-a5af-15633ec3585f" xsi:nil="true"/>
-  </documentManagement>
-</p:properties>
+<file path=customXml/itemProps1.xml><?xml version="1.0" encoding="utf-8"?>
+<ds:datastoreItem xmlns:ds="http://schemas.openxmlformats.org/officeDocument/2006/customXml" ds:itemID="{93A40336-4B0D-44D1-900C-9B236DA8364C}">
+  <ds:schemaRefs>
+    <ds:schemaRef ds:uri="http://schemas.microsoft.com/sharepoint/v3/contenttype/forms"/>
+  </ds:schemaRefs>
+</ds:datastoreItem>
 </file>
 
-<file path=customXml/item3.xml><?xml version="1.0" encoding="utf-8"?>
-<b:Sources xmlns:b="http://schemas.openxmlformats.org/officeDocument/2006/bibliography" xmlns="http://schemas.openxmlformats.org/officeDocument/2006/bibliography" SelectedStyle="\APASixthEditionOfficeOnline.xsl" StyleName="APA" Version="6"/>
+<file path=customXml/itemProps2.xml><?xml version="1.0" encoding="utf-8"?>
+<ds:datastoreItem xmlns:ds="http://schemas.openxmlformats.org/officeDocument/2006/customXml" ds:itemID="{9002FAC4-C49F-4217-BB40-7D243D2227E7}">
+  <ds:schemaRefs>
+    <ds:schemaRef ds:uri="http://schemas.openxmlformats.org/officeDocument/2006/bibliography"/>
+  </ds:schemaRefs>
+</ds:datastoreItem>
 </file>
 
-<file path=customXml/item4.xml><?xml version="1.0" encoding="utf-8"?>
-<?mso-contentType ?>
-<FormTemplates xmlns="http://schemas.microsoft.com/sharepoint/v3/contenttype/forms">
-  <Display>DocumentLibraryForm</Display>
-  <Edit>DocumentLibraryForm</Edit>
-  <New>DocumentLibraryForm</New>
-</FormTemplates>
+<file path=customXml/itemProps3.xml><?xml version="1.0" encoding="utf-8"?>
+<ds:datastoreItem xmlns:ds="http://schemas.openxmlformats.org/officeDocument/2006/customXml" ds:itemID="{E5344071-A691-4AB8-AD87-2E248E9D13D6}">
+  <ds:schemaRefs>
+    <ds:schemaRef ds:uri="http://schemas.microsoft.com/office/2006/metadata/properties"/>
+    <ds:schemaRef ds:uri="http://schemas.microsoft.com/office/infopath/2007/PartnerControls"/>
+    <ds:schemaRef ds:uri="413aea6a-afdb-4d88-b833-b2462709287e"/>
+    <ds:schemaRef ds:uri="eb0c45c8-85b6-4e00-a5af-15633ec3585f"/>
+  </ds:schemaRefs>
+</ds:datastoreItem>
 </file>
 
-<file path=customXml/itemProps1.xml><?xml version="1.0" encoding="utf-8"?>
+<file path=customXml/itemProps4.xml><?xml version="1.0" encoding="utf-8"?>
 <ds:datastoreItem xmlns:ds="http://schemas.openxmlformats.org/officeDocument/2006/customXml" ds:itemID="{A148A640-0B89-46D6-BD6D-3EAA6B40DE7C}">
   <ds:schemaRefs>
     <ds:schemaRef ds:uri="http://schemas.microsoft.com/office/2006/metadata/contentType"/>
@@ -3636,31 +4007,4 @@
     <ds:schemaRef ds:uri="http://schemas.microsoft.com/internal/obd"/>
   </ds:schemaRefs>
 </ds:datastoreItem>
-</file>
-
-<file path=customXml/itemProps2.xml><?xml version="1.0" encoding="utf-8"?>
-<ds:datastoreItem xmlns:ds="http://schemas.openxmlformats.org/officeDocument/2006/customXml" ds:itemID="{E5344071-A691-4AB8-AD87-2E248E9D13D6}">
-  <ds:schemaRefs>
-    <ds:schemaRef ds:uri="http://schemas.microsoft.com/office/2006/metadata/properties"/>
-    <ds:schemaRef ds:uri="http://schemas.microsoft.com/office/infopath/2007/PartnerControls"/>
-    <ds:schemaRef ds:uri="413aea6a-afdb-4d88-b833-b2462709287e"/>
-    <ds:schemaRef ds:uri="eb0c45c8-85b6-4e00-a5af-15633ec3585f"/>
-  </ds:schemaRefs>
-</ds:datastoreItem>
-</file>
-
-<file path=customXml/itemProps3.xml><?xml version="1.0" encoding="utf-8"?>
-<ds:datastoreItem xmlns:ds="http://schemas.openxmlformats.org/officeDocument/2006/customXml" ds:itemID="{9002FAC4-C49F-4217-BB40-7D243D2227E7}">
-  <ds:schemaRefs>
-    <ds:schemaRef ds:uri="http://schemas.openxmlformats.org/officeDocument/2006/bibliography"/>
-  </ds:schemaRefs>
-</ds:datastoreItem>
-</file>
-
-<file path=customXml/itemProps4.xml><?xml version="1.0" encoding="utf-8"?>
-<ds:datastoreItem xmlns:ds="http://schemas.openxmlformats.org/officeDocument/2006/customXml" ds:itemID="{93A40336-4B0D-44D1-900C-9B236DA8364C}">
-  <ds:schemaRefs>
-    <ds:schemaRef ds:uri="http://schemas.microsoft.com/sharepoint/v3/contenttype/forms"/>
-  </ds:schemaRefs>
-</ds:datastoreItem>
 </file>